--- a/Tests/WordReport/Report.docx
+++ b/Tests/WordReport/Report.docx
@@ -85,20 +85,155 @@
         <w:t>»</w:t>
       </w:r>
     </w:p>
+    <w:p>
+      <w:pPr>
+        <w:rPr>
+          <w:rFonts w:ascii="Times New Roman" w:hAnsi="Times New Roman" w:cs="Times New Roman"/>
+          <w:b/>
+          <w:bCs/>
+          <w:sz w:val="28"/>
+          <w:szCs w:val="28"/>
+          <w:lang w:val="en-US"/>
+        </w:rPr>
+      </w:pPr>
+    </w:p>
+    <w:p>
+      <w:pPr>
+        <w:rPr>
+          <w:rFonts w:ascii="Times New Roman" w:hAnsi="Times New Roman" w:cs="Times New Roman"/>
+          <w:b/>
+          <w:bCs/>
+          <w:sz w:val="28"/>
+          <w:szCs w:val="28"/>
+          <w:lang w:val="en-US"/>
+        </w:rPr>
+      </w:pPr>
+      <w:r>
+        <w:rPr>
+          <w:rFonts w:ascii="Times New Roman" w:hAnsi="Times New Roman" w:cs="Times New Roman"/>
+          <w:b/>
+          <w:bCs/>
+          <w:sz w:val="28"/>
+          <w:szCs w:val="28"/>
+          <w:lang w:val="en-US"/>
+        </w:rPr>
+        <w:t>Report 1:</w:t>
+      </w:r>
+      <w:r>
+        <w:rPr>
+          <w:rFonts w:ascii="Times New Roman" w:hAnsi="Times New Roman" w:cs="Times New Roman"/>
+          <w:sz w:val="28"/>
+          <w:szCs w:val="28"/>
+          <w:lang w:val="en-US"/>
+        </w:rPr>
+        <w:t xml:space="preserve"> </w:t>
+      </w:r>
+      <w:bookmarkStart w:id="0" w:name="test1"/>
+      <w:bookmarkEnd w:id="0"/>
+    </w:p>
+    <w:p>
+      <w:pPr>
+        <w:rPr>
+          <w:rFonts w:ascii="Times New Roman" w:hAnsi="Times New Roman" w:cs="Times New Roman"/>
+          <w:b/>
+          <w:bCs/>
+          <w:sz w:val="28"/>
+          <w:szCs w:val="28"/>
+          <w:lang w:val="en-US"/>
+        </w:rPr>
+      </w:pPr>
+    </w:p>
+    <w:p>
+      <w:pPr>
+        <w:rPr>
+          <w:rFonts w:ascii="Times New Roman" w:hAnsi="Times New Roman" w:cs="Times New Roman"/>
+          <w:b/>
+          <w:bCs/>
+          <w:sz w:val="28"/>
+          <w:szCs w:val="28"/>
+          <w:lang w:val="en-US"/>
+        </w:rPr>
+      </w:pPr>
+      <w:r>
+        <w:rPr>
+          <w:rFonts w:ascii="Times New Roman" w:hAnsi="Times New Roman" w:cs="Times New Roman"/>
+          <w:b/>
+          <w:bCs/>
+          <w:sz w:val="28"/>
+          <w:szCs w:val="28"/>
+          <w:lang w:val="en-US"/>
+        </w:rPr>
+        <w:t>Report 2:</w:t>
+      </w:r>
+      <w:r>
+        <w:rPr>
+          <w:lang w:val="en-US"/>
+        </w:rPr>
+        <w:t xml:space="preserve"> </w:t>
+      </w:r>
+      <w:bookmarkStart w:id="1" w:name="test2"/>
+      <w:bookmarkEnd w:id="1"/>
+    </w:p>
+    <w:p>
+      <w:pPr>
+        <w:rPr>
+          <w:rFonts w:ascii="Times New Roman" w:hAnsi="Times New Roman" w:cs="Times New Roman"/>
+          <w:b/>
+          <w:bCs/>
+          <w:sz w:val="28"/>
+          <w:szCs w:val="28"/>
+          <w:lang w:val="en-US"/>
+        </w:rPr>
+      </w:pPr>
+    </w:p>
+    <w:p>
+      <w:pPr>
+        <w:rPr>
+          <w:rFonts w:ascii="Times New Roman" w:hAnsi="Times New Roman" w:cs="Times New Roman"/>
+          <w:b/>
+          <w:bCs/>
+          <w:sz w:val="28"/>
+          <w:szCs w:val="28"/>
+        </w:rPr>
+      </w:pPr>
+      <w:r>
+        <w:rPr>
+          <w:rFonts w:ascii="Times New Roman" w:hAnsi="Times New Roman" w:cs="Times New Roman"/>
+          <w:b/>
+          <w:bCs/>
+          <w:sz w:val="28"/>
+          <w:szCs w:val="28"/>
+          <w:lang w:val="en-US"/>
+        </w:rPr>
+        <w:t>Report 3</w:t>
+      </w:r>
+      <w:r>
+        <w:rPr>
+          <w:rFonts w:ascii="Times New Roman" w:hAnsi="Times New Roman" w:cs="Times New Roman"/>
+          <w:b/>
+          <w:bCs/>
+          <w:sz w:val="28"/>
+          <w:szCs w:val="28"/>
+        </w:rPr>
+        <w:t>:</w:t>
+      </w:r>
+    </w:p>
     <w:tbl>
       <w:tblPr>
         <w:tblStyle w:val="a8"/>
-        <w:tblW w:w="9493" w:type="dxa"/>
+        <w:tblW w:w="0" w:type="auto"/>
         <w:tblLook w:val="04A0" w:firstRow="1" w:lastRow="0" w:firstColumn="1" w:lastColumn="0" w:noHBand="0" w:noVBand="1"/>
       </w:tblPr>
       <w:tblGrid>
-        <w:gridCol w:w="4673"/>
-        <w:gridCol w:w="4820"/>
+        <w:gridCol w:w="2336"/>
+        <w:gridCol w:w="2336"/>
+        <w:gridCol w:w="2336"/>
+        <w:gridCol w:w="2337"/>
       </w:tblGrid>
       <w:tr>
         <w:tc>
           <w:tcPr>
-            <w:tcW w:w="4673" w:type="dxa"/>
+            <w:tcW w:w="2336" w:type="dxa"/>
           </w:tcPr>
           <w:p>
             <w:pPr>
@@ -106,8 +241,37 @@
                 <w:rFonts w:ascii="Times New Roman" w:hAnsi="Times New Roman" w:cs="Times New Roman"/>
                 <w:b/>
                 <w:bCs/>
-                <w:sz w:val="20"/>
-                <w:szCs w:val="20"/>
+                <w:sz w:val="28"/>
+                <w:szCs w:val="28"/>
+                <w:lang w:val="en-US"/>
+              </w:rPr>
+            </w:pPr>
+            <w:bookmarkStart w:id="2" w:name="test3"/>
+            <w:r>
+              <w:rPr>
+                <w:rFonts w:ascii="Times New Roman" w:hAnsi="Times New Roman" w:cs="Times New Roman"/>
+                <w:b/>
+                <w:bCs/>
+                <w:sz w:val="28"/>
+                <w:szCs w:val="28"/>
+                <w:lang w:val="en-US"/>
+              </w:rPr>
+              <w:t>Column1</w:t>
+            </w:r>
+          </w:p>
+        </w:tc>
+        <w:tc>
+          <w:tcPr>
+            <w:tcW w:w="2336" w:type="dxa"/>
+          </w:tcPr>
+          <w:p>
+            <w:pPr>
+              <w:rPr>
+                <w:rFonts w:ascii="Times New Roman" w:hAnsi="Times New Roman" w:cs="Times New Roman"/>
+                <w:b/>
+                <w:bCs/>
+                <w:sz w:val="28"/>
+                <w:szCs w:val="28"/>
                 <w:lang w:val="en-US"/>
               </w:rPr>
             </w:pPr>
@@ -116,163 +280,28 @@
                 <w:rFonts w:ascii="Times New Roman" w:hAnsi="Times New Roman" w:cs="Times New Roman"/>
                 <w:b/>
                 <w:bCs/>
-                <w:sz w:val="20"/>
-                <w:szCs w:val="20"/>
+                <w:sz w:val="28"/>
+                <w:szCs w:val="28"/>
                 <w:lang w:val="en-US"/>
               </w:rPr>
-              <w:t>1. Example Stage</w:t>
+              <w:t>Column</w:t>
             </w:r>
-          </w:p>
-          <w:p>
-            <w:pPr>
-              <w:rPr>
-                <w:rFonts w:ascii="Times New Roman" w:hAnsi="Times New Roman" w:cs="Times New Roman"/>
-                <w:sz w:val="20"/>
-                <w:szCs w:val="20"/>
-                <w:lang w:val="en-US"/>
-              </w:rPr>
-            </w:pPr>
-            <w:r>
-              <w:rPr>
-                <w:rFonts w:ascii="Times New Roman" w:hAnsi="Times New Roman" w:cs="Times New Roman"/>
-                <w:sz w:val="20"/>
-                <w:szCs w:val="20"/>
-                <w:lang w:val="en-US"/>
-              </w:rPr>
-              <w:t>Script</w:t>
-            </w:r>
-            <w:r>
-              <w:rPr>
-                <w:rFonts w:ascii="Times New Roman" w:hAnsi="Times New Roman" w:cs="Times New Roman"/>
-                <w:sz w:val="20"/>
-                <w:szCs w:val="20"/>
-                <w:lang w:val="en-US"/>
-              </w:rPr>
-              <w:t xml:space="preserve">: </w:t>
-            </w:r>
-            <w:r>
-              <w:rPr>
-                <w:rFonts w:ascii="Times New Roman" w:hAnsi="Times New Roman" w:cs="Times New Roman"/>
-                <w:sz w:val="20"/>
-                <w:szCs w:val="20"/>
-                <w:lang w:val="en-US"/>
-              </w:rPr>
-              <w:t>02 Example Stage</w:t>
-            </w:r>
-          </w:p>
-          <w:p>
-            <w:pPr>
-              <w:rPr>
-                <w:rFonts w:ascii="Times New Roman" w:hAnsi="Times New Roman" w:cs="Times New Roman"/>
-                <w:sz w:val="20"/>
-                <w:szCs w:val="20"/>
-                <w:lang w:val="en-US"/>
-              </w:rPr>
-            </w:pPr>
-            <w:r>
-              <w:rPr>
-                <w:rFonts w:ascii="Times New Roman" w:hAnsi="Times New Roman" w:cs="Times New Roman"/>
-                <w:sz w:val="20"/>
-                <w:szCs w:val="20"/>
-                <w:lang w:val="en-US"/>
-              </w:rPr>
-              <w:t>Data</w:t>
-            </w:r>
-            <w:r>
-              <w:rPr>
-                <w:rFonts w:ascii="Times New Roman" w:hAnsi="Times New Roman" w:cs="Times New Roman"/>
-                <w:sz w:val="20"/>
-                <w:szCs w:val="20"/>
-                <w:lang w:val="en-US"/>
-              </w:rPr>
-              <w:t>:</w:t>
-            </w:r>
-            <w:r>
-              <w:rPr>
-                <w:rFonts w:ascii="Times New Roman" w:hAnsi="Times New Roman" w:cs="Times New Roman"/>
-                <w:sz w:val="20"/>
-                <w:szCs w:val="20"/>
-                <w:lang w:val="en-US"/>
-              </w:rPr>
-              <w:t xml:space="preserve"> </w:t>
-            </w:r>
-            <w:r>
-              <w:rPr>
-                <w:rFonts w:ascii="Times New Roman" w:hAnsi="Times New Roman" w:cs="Times New Roman"/>
-                <w:sz w:val="20"/>
-                <w:szCs w:val="20"/>
-                <w:lang w:val="en-US"/>
-              </w:rPr>
-              <w:t xml:space="preserve"> </w:t>
-            </w:r>
-            <w:bookmarkStart w:id="0" w:name="exstage"/>
-            <w:r>
-              <w:rPr>
-                <w:rFonts w:ascii="Times New Roman" w:hAnsi="Times New Roman" w:cs="Times New Roman"/>
-                <w:sz w:val="20"/>
-                <w:szCs w:val="20"/>
-                <w:lang w:val="en-US"/>
-              </w:rPr>
-              <w:t xml:space="preserve"> </w:t>
-            </w:r>
-            <w:bookmarkEnd w:id="0"/>
-          </w:p>
-          <w:p>
-            <w:pPr>
-              <w:rPr>
-                <w:rFonts w:ascii="Times New Roman" w:hAnsi="Times New Roman" w:cs="Times New Roman"/>
-                <w:b/>
-                <w:bCs/>
-                <w:sz w:val="20"/>
-                <w:szCs w:val="20"/>
-                <w:lang w:val="en-US"/>
-              </w:rPr>
-            </w:pPr>
-            <w:r>
-              <w:rPr>
-                <w:rFonts w:ascii="Times New Roman" w:hAnsi="Times New Roman" w:cs="Times New Roman"/>
-                <w:sz w:val="20"/>
-                <w:szCs w:val="20"/>
-                <w:lang w:val="en-US"/>
-              </w:rPr>
-              <w:t xml:space="preserve">         </w:t>
-            </w:r>
-            <w:r>
-              <w:rPr>
-                <w:rFonts w:ascii="Times New Roman" w:hAnsi="Times New Roman" w:cs="Times New Roman"/>
-                <w:sz w:val="20"/>
-                <w:szCs w:val="20"/>
-                <w:lang w:val="en-US"/>
-              </w:rPr>
-              <w:t xml:space="preserve"> </w:t>
-            </w:r>
-            <w:r>
-              <w:rPr>
-                <w:rFonts w:ascii="Times New Roman" w:hAnsi="Times New Roman" w:cs="Times New Roman"/>
-                <w:sz w:val="20"/>
-                <w:szCs w:val="20"/>
-                <w:lang w:val="en-US"/>
-              </w:rPr>
-              <w:t xml:space="preserve"> </w:t>
-            </w:r>
-            <w:bookmarkStart w:id="1" w:name="exstage_1"/>
             <w:r>
               <w:rPr>
                 <w:rFonts w:ascii="Times New Roman" w:hAnsi="Times New Roman" w:cs="Times New Roman"/>
                 <w:b/>
                 <w:bCs/>
-                <w:sz w:val="20"/>
-                <w:szCs w:val="20"/>
+                <w:sz w:val="28"/>
+                <w:szCs w:val="28"/>
                 <w:lang w:val="en-US"/>
               </w:rPr>
-              <w:t xml:space="preserve">  </w:t>
+              <w:t>2</w:t>
             </w:r>
-            <w:bookmarkEnd w:id="1"/>
           </w:p>
         </w:tc>
         <w:tc>
           <w:tcPr>
-            <w:tcW w:w="4820" w:type="dxa"/>
+            <w:tcW w:w="2336" w:type="dxa"/>
           </w:tcPr>
           <w:p>
             <w:pPr>
@@ -280,8 +309,8 @@
                 <w:rFonts w:ascii="Times New Roman" w:hAnsi="Times New Roman" w:cs="Times New Roman"/>
                 <w:b/>
                 <w:bCs/>
-                <w:sz w:val="20"/>
-                <w:szCs w:val="20"/>
+                <w:sz w:val="28"/>
+                <w:szCs w:val="28"/>
                 <w:lang w:val="en-US"/>
               </w:rPr>
             </w:pPr>
@@ -290,390 +319,28 @@
                 <w:rFonts w:ascii="Times New Roman" w:hAnsi="Times New Roman" w:cs="Times New Roman"/>
                 <w:b/>
                 <w:bCs/>
-                <w:sz w:val="20"/>
-                <w:szCs w:val="20"/>
+                <w:sz w:val="28"/>
+                <w:szCs w:val="28"/>
                 <w:lang w:val="en-US"/>
               </w:rPr>
-              <w:t>2. Example Messenger</w:t>
+              <w:t>Column</w:t>
             </w:r>
-          </w:p>
-          <w:p>
-            <w:pPr>
-              <w:rPr>
-                <w:rFonts w:ascii="Times New Roman" w:hAnsi="Times New Roman" w:cs="Times New Roman"/>
-                <w:sz w:val="20"/>
-                <w:szCs w:val="20"/>
-                <w:lang w:val="en-US"/>
-              </w:rPr>
-            </w:pPr>
-            <w:r>
-              <w:rPr>
-                <w:rFonts w:ascii="Times New Roman" w:hAnsi="Times New Roman" w:cs="Times New Roman"/>
-                <w:sz w:val="20"/>
-                <w:szCs w:val="20"/>
-              </w:rPr>
-              <w:t>Скрипт</w:t>
-            </w:r>
-            <w:r>
-              <w:rPr>
-                <w:rFonts w:ascii="Times New Roman" w:hAnsi="Times New Roman" w:cs="Times New Roman"/>
-                <w:sz w:val="20"/>
-                <w:szCs w:val="20"/>
-                <w:lang w:val="en-US"/>
-              </w:rPr>
-              <w:t xml:space="preserve">: </w:t>
-            </w:r>
-            <w:r>
-              <w:rPr>
-                <w:rFonts w:ascii="Times New Roman" w:hAnsi="Times New Roman" w:cs="Times New Roman"/>
-                <w:sz w:val="20"/>
-                <w:szCs w:val="20"/>
-                <w:lang w:val="en-US"/>
-              </w:rPr>
-              <w:t>03 Example Messenger</w:t>
-            </w:r>
-          </w:p>
-          <w:p>
-            <w:pPr>
-              <w:rPr>
-                <w:rFonts w:ascii="Times New Roman" w:hAnsi="Times New Roman" w:cs="Times New Roman"/>
-                <w:sz w:val="20"/>
-                <w:szCs w:val="20"/>
-                <w:lang w:val="en-US"/>
-              </w:rPr>
-            </w:pPr>
-            <w:r>
-              <w:rPr>
-                <w:rFonts w:ascii="Times New Roman" w:hAnsi="Times New Roman" w:cs="Times New Roman"/>
-                <w:sz w:val="20"/>
-                <w:szCs w:val="20"/>
-                <w:lang w:val="en-US"/>
-              </w:rPr>
-              <w:t>Data</w:t>
-            </w:r>
-            <w:r>
-              <w:rPr>
-                <w:rFonts w:ascii="Times New Roman" w:hAnsi="Times New Roman" w:cs="Times New Roman"/>
-                <w:sz w:val="20"/>
-                <w:szCs w:val="20"/>
-                <w:lang w:val="en-US"/>
-              </w:rPr>
-              <w:t>:</w:t>
-            </w:r>
-            <w:r>
-              <w:rPr>
-                <w:rFonts w:ascii="Times New Roman" w:hAnsi="Times New Roman" w:cs="Times New Roman"/>
-                <w:sz w:val="20"/>
-                <w:szCs w:val="20"/>
-                <w:lang w:val="en-US"/>
-              </w:rPr>
-              <w:t xml:space="preserve"> </w:t>
-            </w:r>
-          </w:p>
-          <w:p>
-            <w:pPr>
-              <w:rPr>
-                <w:rFonts w:ascii="Times New Roman" w:hAnsi="Times New Roman" w:cs="Times New Roman"/>
-                <w:sz w:val="20"/>
-                <w:szCs w:val="20"/>
-                <w:lang w:val="en-US"/>
-              </w:rPr>
-            </w:pPr>
-            <w:r>
-              <w:rPr>
-                <w:rFonts w:ascii="Times New Roman" w:hAnsi="Times New Roman" w:cs="Times New Roman"/>
-                <w:sz w:val="20"/>
-                <w:szCs w:val="20"/>
-                <w:lang w:val="en-US"/>
-              </w:rPr>
-              <w:t xml:space="preserve">              </w:t>
-            </w:r>
-            <w:r>
-              <w:rPr>
-                <w:rFonts w:ascii="Times New Roman" w:hAnsi="Times New Roman" w:cs="Times New Roman"/>
-                <w:sz w:val="20"/>
-                <w:szCs w:val="20"/>
-                <w:lang w:val="en-US"/>
-              </w:rPr>
-              <w:t>Message</w:t>
-            </w:r>
-            <w:r>
-              <w:rPr>
-                <w:rFonts w:ascii="Times New Roman" w:hAnsi="Times New Roman" w:cs="Times New Roman"/>
-                <w:sz w:val="20"/>
-                <w:szCs w:val="20"/>
-                <w:lang w:val="en-US"/>
-              </w:rPr>
-              <w:t xml:space="preserve"> №</w:t>
-            </w:r>
-            <w:r>
-              <w:rPr>
-                <w:rFonts w:ascii="Times New Roman" w:hAnsi="Times New Roman" w:cs="Times New Roman"/>
-                <w:sz w:val="20"/>
-                <w:szCs w:val="20"/>
-                <w:lang w:val="en-US"/>
-              </w:rPr>
-              <w:t>1</w:t>
-            </w:r>
-            <w:r>
-              <w:rPr>
-                <w:rFonts w:ascii="Times New Roman" w:hAnsi="Times New Roman" w:cs="Times New Roman"/>
-                <w:sz w:val="20"/>
-                <w:szCs w:val="20"/>
-                <w:lang w:val="en-US"/>
-              </w:rPr>
-              <w:t>.</w:t>
-            </w:r>
-            <w:r>
-              <w:rPr>
-                <w:rFonts w:ascii="Times New Roman" w:hAnsi="Times New Roman" w:cs="Times New Roman"/>
-                <w:sz w:val="20"/>
-                <w:szCs w:val="20"/>
-                <w:lang w:val="en-US"/>
-              </w:rPr>
-              <w:t xml:space="preserve"> You entered</w:t>
-            </w:r>
-            <w:r>
-              <w:rPr>
-                <w:rFonts w:ascii="Times New Roman" w:hAnsi="Times New Roman" w:cs="Times New Roman"/>
-                <w:sz w:val="20"/>
-                <w:szCs w:val="20"/>
-                <w:lang w:val="en-US"/>
-              </w:rPr>
-              <w:t>:</w:t>
-            </w:r>
-            <w:bookmarkStart w:id="2" w:name="exmessenger"/>
-            <w:r>
-              <w:rPr>
-                <w:rFonts w:ascii="Times New Roman" w:hAnsi="Times New Roman" w:cs="Times New Roman"/>
-                <w:sz w:val="20"/>
-                <w:szCs w:val="20"/>
-                <w:lang w:val="en-US"/>
-              </w:rPr>
-              <w:t xml:space="preserve"> </w:t>
-            </w:r>
-            <w:r>
-              <w:rPr>
-                <w:rFonts w:ascii="Times New Roman" w:hAnsi="Times New Roman" w:cs="Times New Roman"/>
-                <w:sz w:val="20"/>
-                <w:szCs w:val="20"/>
-                <w:lang w:val="en-US"/>
-              </w:rPr>
-              <w:t xml:space="preserve"> </w:t>
-            </w:r>
-            <w:bookmarkEnd w:id="2"/>
-          </w:p>
-          <w:p>
-            <w:pPr>
-              <w:rPr>
-                <w:rFonts w:ascii="Times New Roman" w:hAnsi="Times New Roman" w:cs="Times New Roman"/>
-                <w:sz w:val="20"/>
-                <w:szCs w:val="20"/>
-                <w:lang w:val="en-US"/>
-              </w:rPr>
-            </w:pPr>
-            <w:r>
-              <w:rPr>
-                <w:rFonts w:ascii="Times New Roman" w:hAnsi="Times New Roman" w:cs="Times New Roman"/>
-                <w:sz w:val="20"/>
-                <w:szCs w:val="20"/>
-                <w:lang w:val="en-US"/>
-              </w:rPr>
-              <w:t xml:space="preserve">              </w:t>
-            </w:r>
-            <w:r>
-              <w:rPr>
-                <w:rFonts w:ascii="Times New Roman" w:hAnsi="Times New Roman" w:cs="Times New Roman"/>
-                <w:sz w:val="20"/>
-                <w:szCs w:val="20"/>
-                <w:lang w:val="en-US"/>
-              </w:rPr>
-              <w:t>Message</w:t>
-            </w:r>
-            <w:r>
-              <w:rPr>
-                <w:rFonts w:ascii="Times New Roman" w:hAnsi="Times New Roman" w:cs="Times New Roman"/>
-                <w:sz w:val="20"/>
-                <w:szCs w:val="20"/>
-                <w:lang w:val="en-US"/>
-              </w:rPr>
-              <w:t xml:space="preserve"> №</w:t>
-            </w:r>
-            <w:r>
-              <w:rPr>
-                <w:rFonts w:ascii="Times New Roman" w:hAnsi="Times New Roman" w:cs="Times New Roman"/>
-                <w:sz w:val="20"/>
-                <w:szCs w:val="20"/>
-                <w:lang w:val="en-US"/>
-              </w:rPr>
-              <w:t>2</w:t>
-            </w:r>
-            <w:r>
-              <w:rPr>
-                <w:rFonts w:ascii="Times New Roman" w:hAnsi="Times New Roman" w:cs="Times New Roman"/>
-                <w:sz w:val="20"/>
-                <w:szCs w:val="20"/>
-                <w:lang w:val="en-US"/>
-              </w:rPr>
-              <w:t>.</w:t>
-            </w:r>
-            <w:r>
-              <w:rPr>
-                <w:rFonts w:ascii="Times New Roman" w:hAnsi="Times New Roman" w:cs="Times New Roman"/>
-                <w:sz w:val="20"/>
-                <w:szCs w:val="20"/>
-                <w:lang w:val="en-US"/>
-              </w:rPr>
-              <w:t xml:space="preserve"> You entered</w:t>
-            </w:r>
-            <w:r>
-              <w:rPr>
-                <w:rFonts w:ascii="Times New Roman" w:hAnsi="Times New Roman" w:cs="Times New Roman"/>
-                <w:sz w:val="20"/>
-                <w:szCs w:val="20"/>
-                <w:lang w:val="en-US"/>
-              </w:rPr>
-              <w:t>:</w:t>
-            </w:r>
-            <w:bookmarkStart w:id="3" w:name="exmessenger_1"/>
-            <w:r>
-              <w:rPr>
-                <w:rFonts w:ascii="Times New Roman" w:hAnsi="Times New Roman" w:cs="Times New Roman"/>
-                <w:sz w:val="20"/>
-                <w:szCs w:val="20"/>
-                <w:lang w:val="en-US"/>
-              </w:rPr>
-              <w:t xml:space="preserve"> </w:t>
-            </w:r>
-            <w:r>
-              <w:rPr>
-                <w:rFonts w:ascii="Times New Roman" w:hAnsi="Times New Roman" w:cs="Times New Roman"/>
-                <w:sz w:val="20"/>
-                <w:szCs w:val="20"/>
-                <w:lang w:val="en-US"/>
-              </w:rPr>
-              <w:t xml:space="preserve"> </w:t>
-            </w:r>
-            <w:bookmarkEnd w:id="3"/>
-          </w:p>
-          <w:p>
-            <w:pPr>
-              <w:rPr>
-                <w:rFonts w:ascii="Times New Roman" w:hAnsi="Times New Roman" w:cs="Times New Roman"/>
-                <w:sz w:val="20"/>
-                <w:szCs w:val="20"/>
-                <w:lang w:val="en-US"/>
-              </w:rPr>
-            </w:pPr>
-            <w:r>
-              <w:rPr>
-                <w:rFonts w:ascii="Times New Roman" w:hAnsi="Times New Roman" w:cs="Times New Roman"/>
-                <w:sz w:val="20"/>
-                <w:szCs w:val="20"/>
-                <w:lang w:val="en-US"/>
-              </w:rPr>
-              <w:t xml:space="preserve">              </w:t>
-            </w:r>
-            <w:r>
-              <w:rPr>
-                <w:rFonts w:ascii="Times New Roman" w:hAnsi="Times New Roman" w:cs="Times New Roman"/>
-                <w:sz w:val="20"/>
-                <w:szCs w:val="20"/>
-                <w:lang w:val="en-US"/>
-              </w:rPr>
-              <w:t>Message №</w:t>
-            </w:r>
-            <w:r>
-              <w:rPr>
-                <w:rFonts w:ascii="Times New Roman" w:hAnsi="Times New Roman" w:cs="Times New Roman"/>
-                <w:sz w:val="20"/>
-                <w:szCs w:val="20"/>
-                <w:lang w:val="en-US"/>
-              </w:rPr>
-              <w:t>3</w:t>
-            </w:r>
-            <w:r>
-              <w:rPr>
-                <w:rFonts w:ascii="Times New Roman" w:hAnsi="Times New Roman" w:cs="Times New Roman"/>
-                <w:sz w:val="20"/>
-                <w:szCs w:val="20"/>
-                <w:lang w:val="en-US"/>
-              </w:rPr>
-              <w:t>. True or False:</w:t>
-            </w:r>
-            <w:bookmarkStart w:id="4" w:name="exmessenger_2"/>
-            <w:r>
-              <w:rPr>
-                <w:rFonts w:ascii="Times New Roman" w:hAnsi="Times New Roman" w:cs="Times New Roman"/>
-                <w:sz w:val="20"/>
-                <w:szCs w:val="20"/>
-                <w:lang w:val="en-US"/>
-              </w:rPr>
-              <w:t xml:space="preserve"> </w:t>
-            </w:r>
-            <w:r>
-              <w:rPr>
-                <w:rFonts w:ascii="Times New Roman" w:hAnsi="Times New Roman" w:cs="Times New Roman"/>
-                <w:sz w:val="20"/>
-                <w:szCs w:val="20"/>
-                <w:lang w:val="en-US"/>
-              </w:rPr>
-              <w:t xml:space="preserve"> </w:t>
-            </w:r>
-            <w:bookmarkEnd w:id="4"/>
-          </w:p>
-          <w:p>
-            <w:pPr>
-              <w:rPr>
-                <w:rFonts w:ascii="Times New Roman" w:hAnsi="Times New Roman" w:cs="Times New Roman"/>
-                <w:b/>
-                <w:bCs/>
-                <w:sz w:val="20"/>
-                <w:szCs w:val="20"/>
-                <w:lang w:val="en-US"/>
-              </w:rPr>
-            </w:pPr>
-            <w:r>
-              <w:rPr>
-                <w:rFonts w:ascii="Times New Roman" w:hAnsi="Times New Roman" w:cs="Times New Roman"/>
-                <w:sz w:val="20"/>
-                <w:szCs w:val="20"/>
-                <w:lang w:val="en-US"/>
-              </w:rPr>
-              <w:t xml:space="preserve">              </w:t>
-            </w:r>
-            <w:bookmarkStart w:id="5" w:name="exmessenger_3"/>
             <w:r>
               <w:rPr>
                 <w:rFonts w:ascii="Times New Roman" w:hAnsi="Times New Roman" w:cs="Times New Roman"/>
                 <w:b/>
                 <w:bCs/>
-                <w:sz w:val="20"/>
-                <w:szCs w:val="20"/>
+                <w:sz w:val="28"/>
+                <w:szCs w:val="28"/>
                 <w:lang w:val="en-US"/>
               </w:rPr>
-              <w:t xml:space="preserve"> </w:t>
+              <w:t>3</w:t>
             </w:r>
-            <w:bookmarkEnd w:id="5"/>
-          </w:p>
-          <w:p>
-            <w:pPr>
-              <w:rPr>
-                <w:rFonts w:ascii="Times New Roman" w:hAnsi="Times New Roman" w:cs="Times New Roman"/>
-                <w:b/>
-                <w:bCs/>
-                <w:sz w:val="20"/>
-                <w:szCs w:val="20"/>
-                <w:lang w:val="en-US"/>
-              </w:rPr>
-            </w:pPr>
           </w:p>
         </w:tc>
-      </w:tr>
-      <w:tr>
         <w:tc>
           <w:tcPr>
-            <w:tcW w:w="4673" w:type="dxa"/>
+            <w:tcW w:w="2337" w:type="dxa"/>
           </w:tcPr>
           <w:p>
             <w:pPr>
@@ -681,8 +348,8 @@
                 <w:rFonts w:ascii="Times New Roman" w:hAnsi="Times New Roman" w:cs="Times New Roman"/>
                 <w:b/>
                 <w:bCs/>
-                <w:sz w:val="20"/>
-                <w:szCs w:val="20"/>
+                <w:sz w:val="28"/>
+                <w:szCs w:val="28"/>
                 <w:lang w:val="en-US"/>
               </w:rPr>
             </w:pPr>
@@ -691,138 +358,30 @@
                 <w:rFonts w:ascii="Times New Roman" w:hAnsi="Times New Roman" w:cs="Times New Roman"/>
                 <w:b/>
                 <w:bCs/>
-                <w:sz w:val="20"/>
-                <w:szCs w:val="20"/>
+                <w:sz w:val="28"/>
+                <w:szCs w:val="28"/>
                 <w:lang w:val="en-US"/>
               </w:rPr>
-              <w:t>3. Example Driver</w:t>
+              <w:t>Column</w:t>
             </w:r>
-          </w:p>
-          <w:p>
-            <w:pPr>
-              <w:rPr>
-                <w:rFonts w:ascii="Times New Roman" w:hAnsi="Times New Roman" w:cs="Times New Roman"/>
-                <w:sz w:val="20"/>
-                <w:szCs w:val="20"/>
-                <w:lang w:val="en-US"/>
-              </w:rPr>
-            </w:pPr>
-            <w:r>
-              <w:rPr>
-                <w:rFonts w:ascii="Times New Roman" w:hAnsi="Times New Roman" w:cs="Times New Roman"/>
-                <w:sz w:val="20"/>
-                <w:szCs w:val="20"/>
-                <w:lang w:val="en-US"/>
-              </w:rPr>
-              <w:t>Script</w:t>
-            </w:r>
-            <w:r>
-              <w:rPr>
-                <w:rFonts w:ascii="Times New Roman" w:hAnsi="Times New Roman" w:cs="Times New Roman"/>
-                <w:sz w:val="20"/>
-                <w:szCs w:val="20"/>
-                <w:lang w:val="en-US"/>
-              </w:rPr>
-              <w:t xml:space="preserve">: </w:t>
-            </w:r>
-            <w:r>
-              <w:rPr>
-                <w:rFonts w:ascii="Times New Roman" w:hAnsi="Times New Roman" w:cs="Times New Roman"/>
-                <w:sz w:val="20"/>
-                <w:szCs w:val="20"/>
-                <w:lang w:val="en-US"/>
-              </w:rPr>
-              <w:t>04 Example Driver</w:t>
-            </w:r>
-          </w:p>
-          <w:p>
-            <w:pPr>
-              <w:rPr>
-                <w:rFonts w:ascii="Times New Roman" w:hAnsi="Times New Roman" w:cs="Times New Roman"/>
-                <w:sz w:val="20"/>
-                <w:szCs w:val="20"/>
-                <w:lang w:val="en-US"/>
-              </w:rPr>
-            </w:pPr>
-            <w:r>
-              <w:rPr>
-                <w:rFonts w:ascii="Times New Roman" w:hAnsi="Times New Roman" w:cs="Times New Roman"/>
-                <w:sz w:val="20"/>
-                <w:szCs w:val="20"/>
-                <w:lang w:val="en-US"/>
-              </w:rPr>
-              <w:t>Data</w:t>
-            </w:r>
-            <w:r>
-              <w:rPr>
-                <w:rFonts w:ascii="Times New Roman" w:hAnsi="Times New Roman" w:cs="Times New Roman"/>
-                <w:sz w:val="20"/>
-                <w:szCs w:val="20"/>
-                <w:lang w:val="en-US"/>
-              </w:rPr>
-              <w:t>:</w:t>
-            </w:r>
-            <w:bookmarkStart w:id="6" w:name="exdriver"/>
-            <w:r>
-              <w:rPr>
-                <w:rFonts w:ascii="Times New Roman" w:hAnsi="Times New Roman" w:cs="Times New Roman"/>
-                <w:sz w:val="20"/>
-                <w:szCs w:val="20"/>
-                <w:lang w:val="en-US"/>
-              </w:rPr>
-              <w:t xml:space="preserve"> </w:t>
-            </w:r>
-            <w:r>
-              <w:rPr>
-                <w:rFonts w:ascii="Times New Roman" w:hAnsi="Times New Roman" w:cs="Times New Roman"/>
-                <w:sz w:val="20"/>
-                <w:szCs w:val="20"/>
-                <w:lang w:val="en-US"/>
-              </w:rPr>
-              <w:t xml:space="preserve"> </w:t>
-            </w:r>
-            <w:bookmarkEnd w:id="6"/>
-          </w:p>
-          <w:p>
-            <w:pPr>
-              <w:rPr>
-                <w:rFonts w:ascii="Times New Roman" w:hAnsi="Times New Roman" w:cs="Times New Roman"/>
-                <w:b/>
-                <w:bCs/>
-                <w:sz w:val="20"/>
-                <w:szCs w:val="20"/>
-                <w:lang w:val="en-US"/>
-              </w:rPr>
-            </w:pPr>
             <w:r>
               <w:rPr>
                 <w:rFonts w:ascii="Times New Roman" w:hAnsi="Times New Roman" w:cs="Times New Roman"/>
                 <w:b/>
                 <w:bCs/>
-                <w:sz w:val="20"/>
-                <w:szCs w:val="20"/>
+                <w:sz w:val="28"/>
+                <w:szCs w:val="28"/>
                 <w:lang w:val="en-US"/>
               </w:rPr>
-              <w:t xml:space="preserve">         </w:t>
+              <w:t>4</w:t>
             </w:r>
-            <w:bookmarkStart w:id="7" w:name="exdriver_1"/>
-            <w:r>
-              <w:rPr>
-                <w:rFonts w:ascii="Times New Roman" w:hAnsi="Times New Roman" w:cs="Times New Roman"/>
-                <w:b/>
-                <w:bCs/>
-                <w:sz w:val="20"/>
-                <w:szCs w:val="20"/>
-                <w:lang w:val="en-US"/>
-              </w:rPr>
-              <w:t xml:space="preserve"> </w:t>
-            </w:r>
-            <w:bookmarkEnd w:id="7"/>
           </w:p>
         </w:tc>
+      </w:tr>
+      <w:tr>
         <w:tc>
           <w:tcPr>
-            <w:tcW w:w="4820" w:type="dxa"/>
+            <w:tcW w:w="2336" w:type="dxa"/>
           </w:tcPr>
           <w:p>
             <w:pPr>
@@ -830,141 +389,16 @@
                 <w:rFonts w:ascii="Times New Roman" w:hAnsi="Times New Roman" w:cs="Times New Roman"/>
                 <w:b/>
                 <w:bCs/>
-                <w:sz w:val="20"/>
-                <w:szCs w:val="20"/>
+                <w:sz w:val="28"/>
+                <w:szCs w:val="28"/>
                 <w:lang w:val="en-US"/>
               </w:rPr>
             </w:pPr>
-            <w:r>
-              <w:rPr>
-                <w:rFonts w:ascii="Times New Roman" w:hAnsi="Times New Roman" w:cs="Times New Roman"/>
-                <w:b/>
-                <w:bCs/>
-                <w:sz w:val="20"/>
-                <w:szCs w:val="20"/>
-                <w:lang w:val="en-US"/>
-              </w:rPr>
-              <w:t>4. Example Utility</w:t>
-            </w:r>
-          </w:p>
-          <w:p>
-            <w:pPr>
-              <w:rPr>
-                <w:rFonts w:ascii="Times New Roman" w:hAnsi="Times New Roman" w:cs="Times New Roman"/>
-                <w:sz w:val="20"/>
-                <w:szCs w:val="20"/>
-                <w:lang w:val="en-US"/>
-              </w:rPr>
-            </w:pPr>
-            <w:r>
-              <w:rPr>
-                <w:rFonts w:ascii="Times New Roman" w:hAnsi="Times New Roman" w:cs="Times New Roman"/>
-                <w:sz w:val="20"/>
-                <w:szCs w:val="20"/>
-                <w:lang w:val="en-US"/>
-              </w:rPr>
-              <w:t>Script</w:t>
-            </w:r>
-            <w:r>
-              <w:rPr>
-                <w:rFonts w:ascii="Times New Roman" w:hAnsi="Times New Roman" w:cs="Times New Roman"/>
-                <w:sz w:val="20"/>
-                <w:szCs w:val="20"/>
-                <w:lang w:val="en-US"/>
-              </w:rPr>
-              <w:t xml:space="preserve">: </w:t>
-            </w:r>
-            <w:r>
-              <w:rPr>
-                <w:rFonts w:ascii="Times New Roman" w:hAnsi="Times New Roman" w:cs="Times New Roman"/>
-                <w:sz w:val="20"/>
-                <w:szCs w:val="20"/>
-                <w:lang w:val="en-US"/>
-              </w:rPr>
-              <w:t>05 Example Utility</w:t>
-            </w:r>
-          </w:p>
-          <w:p>
-            <w:pPr>
-              <w:rPr>
-                <w:rFonts w:ascii="Times New Roman" w:hAnsi="Times New Roman" w:cs="Times New Roman"/>
-                <w:sz w:val="20"/>
-                <w:szCs w:val="20"/>
-                <w:lang w:val="en-US"/>
-              </w:rPr>
-            </w:pPr>
-            <w:r>
-              <w:rPr>
-                <w:rFonts w:ascii="Times New Roman" w:hAnsi="Times New Roman" w:cs="Times New Roman"/>
-                <w:sz w:val="20"/>
-                <w:szCs w:val="20"/>
-                <w:lang w:val="en-US"/>
-              </w:rPr>
-              <w:t>Data</w:t>
-            </w:r>
-            <w:r>
-              <w:rPr>
-                <w:rFonts w:ascii="Times New Roman" w:hAnsi="Times New Roman" w:cs="Times New Roman"/>
-                <w:sz w:val="20"/>
-                <w:szCs w:val="20"/>
-                <w:lang w:val="en-US"/>
-              </w:rPr>
-              <w:t>:</w:t>
-            </w:r>
-            <w:bookmarkStart w:id="8" w:name="exutility"/>
-            <w:r>
-              <w:rPr>
-                <w:rFonts w:ascii="Times New Roman" w:hAnsi="Times New Roman" w:cs="Times New Roman"/>
-                <w:sz w:val="20"/>
-                <w:szCs w:val="20"/>
-                <w:lang w:val="en-US"/>
-              </w:rPr>
-              <w:t xml:space="preserve"> </w:t>
-            </w:r>
-            <w:bookmarkEnd w:id="8"/>
-          </w:p>
-          <w:p>
-            <w:pPr>
-              <w:rPr>
-                <w:rFonts w:ascii="Times New Roman" w:hAnsi="Times New Roman" w:cs="Times New Roman"/>
-                <w:b/>
-                <w:bCs/>
-                <w:sz w:val="20"/>
-                <w:szCs w:val="20"/>
-                <w:lang w:val="en-US"/>
-              </w:rPr>
-            </w:pPr>
-            <w:r>
-              <w:rPr>
-                <w:rFonts w:ascii="Times New Roman" w:hAnsi="Times New Roman" w:cs="Times New Roman"/>
-                <w:b/>
-                <w:bCs/>
-                <w:sz w:val="20"/>
-                <w:szCs w:val="20"/>
-                <w:lang w:val="en-US"/>
-              </w:rPr>
-              <w:t xml:space="preserve">         </w:t>
-            </w:r>
-            <w:bookmarkStart w:id="9" w:name="exutility_1"/>
-            <w:r>
-              <w:rPr>
-                <w:rFonts w:ascii="Times New Roman" w:hAnsi="Times New Roman" w:cs="Times New Roman"/>
-                <w:b/>
-                <w:bCs/>
-                <w:sz w:val="20"/>
-                <w:szCs w:val="20"/>
-                <w:lang w:val="en-US"/>
-              </w:rPr>
-              <w:t xml:space="preserve"> </w:t>
-            </w:r>
-            <w:bookmarkEnd w:id="9"/>
           </w:p>
         </w:tc>
-      </w:tr>
-      <w:tr>
         <w:tc>
           <w:tcPr>
-            <w:tcW w:w="4673" w:type="dxa"/>
+            <w:tcW w:w="2336" w:type="dxa"/>
           </w:tcPr>
           <w:p>
             <w:pPr>
@@ -972,206 +406,16 @@
                 <w:rFonts w:ascii="Times New Roman" w:hAnsi="Times New Roman" w:cs="Times New Roman"/>
                 <w:b/>
                 <w:bCs/>
-                <w:sz w:val="20"/>
-                <w:szCs w:val="20"/>
+                <w:sz w:val="28"/>
+                <w:szCs w:val="28"/>
                 <w:lang w:val="en-US"/>
               </w:rPr>
             </w:pPr>
-            <w:r>
-              <w:rPr>
-                <w:rFonts w:ascii="Times New Roman" w:hAnsi="Times New Roman" w:cs="Times New Roman"/>
-                <w:b/>
-                <w:bCs/>
-                <w:sz w:val="20"/>
-                <w:szCs w:val="20"/>
-                <w:lang w:val="en-US"/>
-              </w:rPr>
-              <w:t>5. Example Plugin</w:t>
-            </w:r>
-          </w:p>
-          <w:p>
-            <w:pPr>
-              <w:rPr>
-                <w:rFonts w:ascii="Times New Roman" w:hAnsi="Times New Roman" w:cs="Times New Roman"/>
-                <w:sz w:val="20"/>
-                <w:szCs w:val="20"/>
-                <w:lang w:val="en-US"/>
-              </w:rPr>
-            </w:pPr>
-            <w:r>
-              <w:rPr>
-                <w:rFonts w:ascii="Times New Roman" w:hAnsi="Times New Roman" w:cs="Times New Roman"/>
-                <w:sz w:val="20"/>
-                <w:szCs w:val="20"/>
-                <w:lang w:val="en-US"/>
-              </w:rPr>
-              <w:t>Script</w:t>
-            </w:r>
-            <w:r>
-              <w:rPr>
-                <w:rFonts w:ascii="Times New Roman" w:hAnsi="Times New Roman" w:cs="Times New Roman"/>
-                <w:sz w:val="20"/>
-                <w:szCs w:val="20"/>
-                <w:lang w:val="en-US"/>
-              </w:rPr>
-              <w:t xml:space="preserve">: </w:t>
-            </w:r>
-            <w:r>
-              <w:rPr>
-                <w:rFonts w:ascii="Times New Roman" w:hAnsi="Times New Roman" w:cs="Times New Roman"/>
-                <w:sz w:val="20"/>
-                <w:szCs w:val="20"/>
-                <w:lang w:val="en-US"/>
-              </w:rPr>
-              <w:t xml:space="preserve">06 Example Plugin </w:t>
-            </w:r>
-          </w:p>
-          <w:p>
-            <w:pPr>
-              <w:rPr>
-                <w:rFonts w:ascii="Times New Roman" w:hAnsi="Times New Roman" w:cs="Times New Roman"/>
-                <w:sz w:val="20"/>
-                <w:szCs w:val="20"/>
-                <w:lang w:val="en-US"/>
-              </w:rPr>
-            </w:pPr>
-            <w:r>
-              <w:rPr>
-                <w:rFonts w:ascii="Times New Roman" w:hAnsi="Times New Roman" w:cs="Times New Roman"/>
-                <w:sz w:val="20"/>
-                <w:szCs w:val="20"/>
-                <w:lang w:val="en-US"/>
-              </w:rPr>
-              <w:t>Data</w:t>
-            </w:r>
-            <w:r>
-              <w:rPr>
-                <w:rFonts w:ascii="Times New Roman" w:hAnsi="Times New Roman" w:cs="Times New Roman"/>
-                <w:sz w:val="20"/>
-                <w:szCs w:val="20"/>
-                <w:lang w:val="en-US"/>
-              </w:rPr>
-              <w:t xml:space="preserve">: </w:t>
-            </w:r>
-          </w:p>
-          <w:p>
-            <w:pPr>
-              <w:rPr>
-                <w:rFonts w:ascii="Times New Roman" w:hAnsi="Times New Roman" w:cs="Times New Roman"/>
-                <w:sz w:val="20"/>
-                <w:szCs w:val="20"/>
-                <w:lang w:val="en-US"/>
-              </w:rPr>
-            </w:pPr>
-            <w:r>
-              <w:rPr>
-                <w:rFonts w:ascii="Times New Roman" w:hAnsi="Times New Roman" w:cs="Times New Roman"/>
-                <w:sz w:val="20"/>
-                <w:szCs w:val="20"/>
-                <w:lang w:val="en-US"/>
-              </w:rPr>
-              <w:t xml:space="preserve">         </w:t>
-            </w:r>
-            <w:r>
-              <w:rPr>
-                <w:rFonts w:ascii="Times New Roman" w:hAnsi="Times New Roman" w:cs="Times New Roman"/>
-                <w:sz w:val="20"/>
-                <w:szCs w:val="20"/>
-                <w:lang w:val="en-US"/>
-              </w:rPr>
-              <w:t>String:</w:t>
-            </w:r>
-            <w:bookmarkStart w:id="10" w:name="explugin"/>
-            <w:bookmarkEnd w:id="10"/>
-            <w:r>
-              <w:rPr>
-                <w:rFonts w:ascii="Times New Roman" w:hAnsi="Times New Roman" w:cs="Times New Roman"/>
-                <w:sz w:val="20"/>
-                <w:szCs w:val="20"/>
-                <w:lang w:val="en-US"/>
-              </w:rPr>
-              <w:t xml:space="preserve"> </w:t>
-            </w:r>
-          </w:p>
-          <w:p>
-            <w:pPr>
-              <w:rPr>
-                <w:rFonts w:ascii="Times New Roman" w:hAnsi="Times New Roman" w:cs="Times New Roman"/>
-                <w:sz w:val="20"/>
-                <w:szCs w:val="20"/>
-                <w:lang w:val="en-US"/>
-              </w:rPr>
-            </w:pPr>
-            <w:r>
-              <w:rPr>
-                <w:rFonts w:ascii="Times New Roman" w:hAnsi="Times New Roman" w:cs="Times New Roman"/>
-                <w:sz w:val="20"/>
-                <w:szCs w:val="20"/>
-                <w:lang w:val="en-US"/>
-              </w:rPr>
-              <w:t xml:space="preserve">         </w:t>
-            </w:r>
-            <w:r>
-              <w:rPr>
-                <w:rFonts w:ascii="Times New Roman" w:hAnsi="Times New Roman" w:cs="Times New Roman"/>
-                <w:sz w:val="20"/>
-                <w:szCs w:val="20"/>
-                <w:lang w:val="en-US"/>
-              </w:rPr>
-              <w:t>Sum:</w:t>
-            </w:r>
-            <w:bookmarkStart w:id="11" w:name="explugin_1"/>
-            <w:r>
-              <w:rPr>
-                <w:rFonts w:ascii="Times New Roman" w:hAnsi="Times New Roman" w:cs="Times New Roman"/>
-                <w:sz w:val="20"/>
-                <w:szCs w:val="20"/>
-                <w:lang w:val="en-US"/>
-              </w:rPr>
-              <w:t xml:space="preserve"> </w:t>
-            </w:r>
-            <w:bookmarkEnd w:id="11"/>
-          </w:p>
-          <w:p>
-            <w:pPr>
-              <w:rPr>
-                <w:rFonts w:ascii="Times New Roman" w:hAnsi="Times New Roman" w:cs="Times New Roman"/>
-                <w:b/>
-                <w:bCs/>
-                <w:sz w:val="20"/>
-                <w:szCs w:val="20"/>
-                <w:lang w:val="en-US"/>
-              </w:rPr>
-            </w:pPr>
-            <w:r>
-              <w:rPr>
-                <w:rFonts w:ascii="Times New Roman" w:hAnsi="Times New Roman" w:cs="Times New Roman"/>
-                <w:b/>
-                <w:bCs/>
-                <w:sz w:val="20"/>
-                <w:szCs w:val="20"/>
-                <w:lang w:val="en-US"/>
-              </w:rPr>
-              <w:t xml:space="preserve">          </w:t>
-            </w:r>
-            <w:bookmarkStart w:id="12" w:name="explugin_3"/>
-            <w:r>
-              <w:rPr>
-                <w:rFonts w:ascii="Times New Roman" w:hAnsi="Times New Roman" w:cs="Times New Roman"/>
-                <w:b/>
-                <w:bCs/>
-                <w:sz w:val="20"/>
-                <w:szCs w:val="20"/>
-                <w:lang w:val="en-US"/>
-              </w:rPr>
-              <w:t xml:space="preserve"> </w:t>
-            </w:r>
-            <w:bookmarkEnd w:id="12"/>
           </w:p>
         </w:tc>
         <w:tc>
           <w:tcPr>
-            <w:tcW w:w="4820" w:type="dxa"/>
+            <w:tcW w:w="2336" w:type="dxa"/>
           </w:tcPr>
           <w:p>
             <w:pPr>
@@ -1179,151 +423,39 @@
                 <w:rFonts w:ascii="Times New Roman" w:hAnsi="Times New Roman" w:cs="Times New Roman"/>
                 <w:b/>
                 <w:bCs/>
-                <w:sz w:val="20"/>
-                <w:szCs w:val="20"/>
+                <w:sz w:val="28"/>
+                <w:szCs w:val="28"/>
                 <w:lang w:val="en-US"/>
               </w:rPr>
             </w:pPr>
-            <w:r>
-              <w:rPr>
-                <w:rFonts w:ascii="Times New Roman" w:hAnsi="Times New Roman" w:cs="Times New Roman"/>
-                <w:b/>
-                <w:bCs/>
-                <w:sz w:val="20"/>
-                <w:szCs w:val="20"/>
-                <w:lang w:val="en-US"/>
-              </w:rPr>
-              <w:t xml:space="preserve">5. Example </w:t>
-            </w:r>
-            <w:r>
-              <w:rPr>
-                <w:rFonts w:ascii="Times New Roman" w:hAnsi="Times New Roman" w:cs="Times New Roman"/>
-                <w:b/>
-                <w:bCs/>
-                <w:sz w:val="20"/>
-                <w:szCs w:val="20"/>
-                <w:lang w:val="en-US"/>
-              </w:rPr>
-              <w:t>Program</w:t>
-            </w:r>
           </w:p>
-          <w:p>
-            <w:pPr>
-              <w:rPr>
-                <w:rFonts w:ascii="Times New Roman" w:hAnsi="Times New Roman" w:cs="Times New Roman"/>
-                <w:sz w:val="20"/>
-                <w:szCs w:val="20"/>
-                <w:lang w:val="en-US"/>
-              </w:rPr>
-            </w:pPr>
-            <w:r>
-              <w:rPr>
-                <w:rFonts w:ascii="Times New Roman" w:hAnsi="Times New Roman" w:cs="Times New Roman"/>
-                <w:sz w:val="20"/>
-                <w:szCs w:val="20"/>
-                <w:lang w:val="en-US"/>
-              </w:rPr>
-              <w:t>Script:</w:t>
-            </w:r>
-            <w:r>
-              <w:rPr>
-                <w:rFonts w:ascii="Times New Roman" w:hAnsi="Times New Roman" w:cs="Times New Roman"/>
-                <w:sz w:val="20"/>
-                <w:szCs w:val="20"/>
-                <w:lang w:val="en-US"/>
-              </w:rPr>
-              <w:t xml:space="preserve"> </w:t>
-            </w:r>
-            <w:r>
-              <w:rPr>
-                <w:rFonts w:ascii="Times New Roman" w:hAnsi="Times New Roman" w:cs="Times New Roman"/>
-                <w:sz w:val="20"/>
-                <w:szCs w:val="20"/>
-                <w:lang w:val="en-US"/>
-              </w:rPr>
-              <w:t>07 Example Program</w:t>
-            </w:r>
-          </w:p>
-          <w:p>
-            <w:pPr>
-              <w:rPr>
-                <w:rFonts w:ascii="Times New Roman" w:hAnsi="Times New Roman" w:cs="Times New Roman"/>
-                <w:sz w:val="20"/>
-                <w:szCs w:val="20"/>
-                <w:lang w:val="en-US"/>
-              </w:rPr>
-            </w:pPr>
-            <w:r>
-              <w:rPr>
-                <w:rFonts w:ascii="Times New Roman" w:hAnsi="Times New Roman" w:cs="Times New Roman"/>
-                <w:sz w:val="20"/>
-                <w:szCs w:val="20"/>
-                <w:lang w:val="en-US"/>
-              </w:rPr>
-              <w:t>Data</w:t>
-            </w:r>
-            <w:r>
-              <w:rPr>
-                <w:rFonts w:ascii="Times New Roman" w:hAnsi="Times New Roman" w:cs="Times New Roman"/>
-                <w:sz w:val="20"/>
-                <w:szCs w:val="20"/>
-                <w:lang w:val="en-US"/>
-              </w:rPr>
-              <w:t xml:space="preserve">: </w:t>
-            </w:r>
-            <w:r>
-              <w:rPr>
-                <w:rFonts w:ascii="Times New Roman" w:hAnsi="Times New Roman" w:cs="Times New Roman"/>
-                <w:b/>
-                <w:bCs/>
-                <w:sz w:val="20"/>
-                <w:szCs w:val="20"/>
-                <w:lang w:val="en-US"/>
-              </w:rPr>
-              <w:t>The project completed successfully</w:t>
-            </w:r>
-            <w:r>
-              <w:rPr>
-                <w:rFonts w:ascii="Times New Roman" w:hAnsi="Times New Roman" w:cs="Times New Roman"/>
-                <w:b/>
-                <w:bCs/>
-                <w:sz w:val="20"/>
-                <w:szCs w:val="20"/>
-                <w:lang w:val="en-US"/>
-              </w:rPr>
-              <w:t>.</w:t>
-            </w:r>
-          </w:p>
+        </w:tc>
+        <w:tc>
+          <w:tcPr>
+            <w:tcW w:w="2337" w:type="dxa"/>
+          </w:tcPr>
           <w:p>
             <w:pPr>
               <w:rPr>
                 <w:rFonts w:ascii="Times New Roman" w:hAnsi="Times New Roman" w:cs="Times New Roman"/>
                 <w:b/>
                 <w:bCs/>
-                <w:sz w:val="20"/>
-                <w:szCs w:val="20"/>
+                <w:sz w:val="28"/>
+                <w:szCs w:val="28"/>
                 <w:lang w:val="en-US"/>
               </w:rPr>
             </w:pPr>
-            <w:r>
-              <w:rPr>
-                <w:rFonts w:ascii="Times New Roman" w:hAnsi="Times New Roman" w:cs="Times New Roman"/>
-                <w:b/>
-                <w:bCs/>
-                <w:sz w:val="20"/>
-                <w:szCs w:val="20"/>
-                <w:lang w:val="en-US"/>
-              </w:rPr>
-              <w:t xml:space="preserve"> </w:t>
-            </w:r>
           </w:p>
         </w:tc>
       </w:tr>
+      <w:bookmarkEnd w:id="2"/>
     </w:tbl>
     <w:p>
       <w:pPr>
         <w:rPr>
           <w:rFonts w:ascii="Times New Roman" w:hAnsi="Times New Roman" w:cs="Times New Roman"/>
+          <w:b/>
+          <w:bCs/>
           <w:sz w:val="28"/>
           <w:szCs w:val="28"/>
           <w:lang w:val="en-US"/>
@@ -1334,42 +466,14 @@
       <w:pPr>
         <w:rPr>
           <w:rFonts w:ascii="Times New Roman" w:hAnsi="Times New Roman" w:cs="Times New Roman"/>
-          <w:sz w:val="20"/>
-          <w:szCs w:val="20"/>
-          <w:lang w:val="en-US"/>
-        </w:rPr>
-      </w:pPr>
-      <w:r>
-        <w:rPr>
-          <w:rFonts w:ascii="Times New Roman" w:hAnsi="Times New Roman" w:cs="Times New Roman"/>
-          <w:sz w:val="20"/>
-          <w:szCs w:val="20"/>
-          <w:lang w:val="en-US"/>
-        </w:rPr>
-        <w:t xml:space="preserve">Screenshot: </w:t>
-      </w:r>
+          <w:b/>
+          <w:bCs/>
+          <w:sz w:val="28"/>
+          <w:szCs w:val="28"/>
+          <w:lang w:val="en-US"/>
+        </w:rPr>
+      </w:pPr>
     </w:p>
-    <w:p>
-      <w:pPr>
-        <w:rPr>
-          <w:rFonts w:ascii="Times New Roman" w:hAnsi="Times New Roman" w:cs="Times New Roman"/>
-          <w:sz w:val="28"/>
-          <w:szCs w:val="28"/>
-          <w:lang w:val="en-US"/>
-        </w:rPr>
-      </w:pPr>
-      <w:bookmarkStart w:id="13" w:name="explugin_2"/>
-      <w:r>
-        <w:rPr>
-          <w:rFonts w:ascii="Times New Roman" w:hAnsi="Times New Roman" w:cs="Times New Roman"/>
-          <w:sz w:val="28"/>
-          <w:szCs w:val="28"/>
-          <w:lang w:val="en-US"/>
-        </w:rPr>
-        <w:t xml:space="preserve"> </w:t>
-      </w:r>
-    </w:p>
-    <w:bookmarkEnd w:id="13"/>
     <w:p>
       <w:pPr>
         <w:rPr>
@@ -2435,6 +1539,7 @@
   <w:style w:type="paragraph" w:default="1" w:styleId="a">
     <w:name w:val="Normal"/>
     <w:qFormat/>
+    <w:rsid w:val="00FA6D21"/>
   </w:style>
   <w:style w:type="character" w:default="1" w:styleId="a0">
     <w:name w:val="Default Paragraph Font"/>
